--- a/templates/convention.docx
+++ b/templates/convention.docx
@@ -271,15 +271,14 @@
           <w:snapToGrid w:val="0"/>
           <w:szCs w:val="16"/>
         </w:rPr>
-        <w:t>Tel : 06 69 64 80 09 – contact@</w:t>
-      </w:r>
-      <w:r>
-        <w:rPr>
-          <w:rFonts w:ascii="Source Sans Pro" w:hAnsi="Source Sans Pro" w:cs="Arial"/>
-          <w:snapToGrid w:val="0"/>
-          <w:szCs w:val="16"/>
-        </w:rPr>
-        <w:t>koban-crm.com</w:t>
+        <w:t>Tel : {{ organisme_telephone }} – {{ organisme_email }}</w:t>
+      </w:r>
+      <w:r>
+        <w:rPr>
+          <w:rFonts w:ascii="Source Sans Pro" w:hAnsi="Source Sans Pro" w:cs="Arial"/>
+          <w:snapToGrid w:val="0"/>
+          <w:szCs w:val="16"/>
+        </w:rPr>
       </w:r>
     </w:p>
     <w:p>

--- a/templates/convention.docx
+++ b/templates/convention.docx
@@ -360,7 +360,7 @@
           <w:sz w:val="22"/>
           <w:szCs w:val="14"/>
         </w:rPr>
-        <w:t xml:space="preserve">Déclaration d’activité enregistrée sous le n° 82691206769 auprès du </w:t>
+        <w:t>Déclaration d’activité enregistrée sous le n° 93040123104</w:t>
       </w:r>
       <w:proofErr w:type="gramStart"/>
       <w:r>
@@ -372,7 +372,6 @@
           <w:sz w:val="22"/>
           <w:szCs w:val="14"/>
         </w:rPr>
-        <w:t>Préfet</w:t>
       </w:r>
       <w:proofErr w:type="gramEnd"/>
       <w:r>
@@ -384,7 +383,6 @@
           <w:sz w:val="22"/>
           <w:szCs w:val="14"/>
         </w:rPr>
-        <w:t xml:space="preserve"> de la région Rhône-Alpes</w:t>
       </w:r>
     </w:p>
     <w:p>
@@ -416,7 +414,7 @@
           <w:sz w:val="22"/>
           <w:szCs w:val="14"/>
         </w:rPr>
-        <w:t xml:space="preserve">Identifiant </w:t>
+        <w:t>Enregistrée auprès de la DREETS Provence-Alpes-Côte d'Azur</w:t>
       </w:r>
       <w:proofErr w:type="spellStart"/>
       <w:r>
@@ -428,7 +426,6 @@
           <w:sz w:val="22"/>
           <w:szCs w:val="14"/>
         </w:rPr>
-        <w:t>DataDock</w:t>
       </w:r>
       <w:proofErr w:type="spellEnd"/>
       <w:r>
@@ -440,7 +437,6 @@
           <w:sz w:val="22"/>
           <w:szCs w:val="14"/>
         </w:rPr>
-        <w:t> : 0029644</w:t>
       </w:r>
     </w:p>
     <w:p>
@@ -3560,6 +3556,8 @@
       <w:headerReference w:type="default" r:id="rId11"/>
       <w:footerReference w:type="even" r:id="rId12"/>
       <w:footerReference w:type="default" r:id="rId13"/>
+      <w:footerReference w:type="first" r:id="rId16"/>
+      <w:headerReference w:type="first" r:id="rId17"/>
       <w:pgSz w:w="11906" w:h="16838"/>
       <w:pgMar w:top="85" w:right="1133" w:bottom="426" w:left="851" w:header="140" w:footer="410" w:gutter="0"/>
       <w:cols w:space="720"/>
@@ -3922,7 +3920,7 @@
         <w:sz w:val="16"/>
         <w:szCs w:val="16"/>
       </w:rPr>
-      <w:t xml:space="preserve">Déclaration d’activité enregistrée sous le n° 82691206769 auprès du </w:t>
+      <w:t>Déclaration d'activité enregistrée sous le n° 93040123104- Enregistrée auprès de la DREETS Provence-Alpes-Côte d'Azur</w:t>
     </w:r>
     <w:proofErr w:type="gramStart"/>
     <w:r>
@@ -3933,7 +3931,6 @@
         <w:sz w:val="16"/>
         <w:szCs w:val="16"/>
       </w:rPr>
-      <w:t>Préfet</w:t>
     </w:r>
     <w:proofErr w:type="gramEnd"/>
     <w:r>
@@ -3944,7 +3941,6 @@
         <w:sz w:val="16"/>
         <w:szCs w:val="16"/>
       </w:rPr>
-      <w:t xml:space="preserve"> de la région Rhône-Alpes</w:t>
     </w:r>
     <w:r>
       <w:rPr>
@@ -3954,7 +3950,6 @@
         <w:sz w:val="16"/>
         <w:szCs w:val="16"/>
       </w:rPr>
-      <w:t xml:space="preserve"> - </w:t>
     </w:r>
     <w:r>
       <w:rPr>
@@ -3964,7 +3959,6 @@
         <w:sz w:val="16"/>
         <w:szCs w:val="16"/>
       </w:rPr>
-      <w:t xml:space="preserve">Identifiant </w:t>
     </w:r>
     <w:proofErr w:type="spellStart"/>
     <w:r>
@@ -3975,7 +3969,6 @@
         <w:sz w:val="16"/>
         <w:szCs w:val="16"/>
       </w:rPr>
-      <w:t>DataDock</w:t>
     </w:r>
     <w:proofErr w:type="spellEnd"/>
     <w:r>
@@ -3986,7 +3979,29 @@
         <w:sz w:val="16"/>
         <w:szCs w:val="16"/>
       </w:rPr>
-      <w:t xml:space="preserve"> : 0029644</w:t>
+    </w:r>
+  </w:p>
+  <w:p>
+    <w:pPr>
+      <w:pStyle w:val="Pieddepage"/>
+      <w:jc w:val="center"/>
+      <w:rPr>
+        <w:rFonts w:ascii="Source Sans Pro" w:hAnsi="Source Sans Pro" w:cs="Arial"/>
+        <w:i/>
+        <w:color w:val="A6A6A6" w:themeColor="background1" w:themeShade="A6"/>
+        <w:sz w:val="16"/>
+        <w:szCs w:val="16"/>
+      </w:rPr>
+    </w:pPr>
+    <w:r>
+      <w:rPr>
+        <w:rFonts w:ascii="Source Sans Pro" w:hAnsi="Source Sans Pro" w:cs="Arial"/>
+        <w:i/>
+        <w:color w:val="A6A6A6" w:themeColor="background1" w:themeShade="A6"/>
+        <w:sz w:val="16"/>
+        <w:szCs w:val="16"/>
+      </w:rPr>
+      <w:t>[ Document mis à jour le 08/03/2026]</w:t>
     </w:r>
   </w:p>
   <w:p>
@@ -4030,6 +4045,16 @@
       <w:rPr>
         <w:sz w:val="18"/>
       </w:rPr>
+    </w:pPr>
+  </w:p>
+</w:ftr>
+</file>
+
+<file path=word/footer3.xml><?xml version="1.0" encoding="utf-8"?>
+<w:ftr xmlns:m="http://schemas.openxmlformats.org/officeDocument/2006/math" xmlns:mc="http://schemas.openxmlformats.org/markup-compatibility/2006" xmlns:mo="http://schemas.microsoft.com/office/mac/office/2008/main" xmlns:mv="urn:schemas-microsoft-com:mac:vml" xmlns:o="urn:schemas-microsoft-com:office:office" xmlns:r="http://schemas.openxmlformats.org/officeDocument/2006/relationships" xmlns:v="urn:schemas-microsoft-com:vml" xmlns:w10="urn:schemas-microsoft-com:office:word" xmlns:w14="http://schemas.microsoft.com/office/word/2010/wordml" xmlns:w="http://schemas.openxmlformats.org/wordprocessingml/2006/main" xmlns:wne="http://schemas.microsoft.com/office/word/2006/wordml" xmlns:wp14="http://schemas.microsoft.com/office/word/2010/wordprocessingDrawing" xmlns:wp="http://schemas.openxmlformats.org/drawingml/2006/wordprocessingDrawing" xmlns:wpc="http://schemas.microsoft.com/office/word/2010/wordprocessingCanvas" xmlns:wpg="http://schemas.microsoft.com/office/word/2010/wordprocessingGroup" xmlns:wpi="http://schemas.microsoft.com/office/word/2010/wordprocessingInk" xmlns:wps="http://schemas.microsoft.com/office/word/2010/wordprocessingShape" mc:Ignorable="w14 wp14">
+  <w:p>
+    <w:pPr>
+      <w:pStyle w:val="Footer"/>
     </w:pPr>
   </w:p>
 </w:ftr>
@@ -4656,7 +4681,6 @@
         <w:sz w:val="16"/>
         <w:szCs w:val="12"/>
       </w:rPr>
-      <w:t xml:space="preserve">Document mis à jour </w:t>
     </w:r>
     <w:r>
       <w:rPr>
@@ -4666,8 +4690,17 @@
         <w:sz w:val="16"/>
         <w:szCs w:val="12"/>
       </w:rPr>
-      <w:t>le 15/01/2026</w:t>
     </w:r>
+  </w:p>
+</w:hdr>
+</file>
+
+<file path=word/header2.xml><?xml version="1.0" encoding="utf-8"?>
+<w:hdr xmlns:m="http://schemas.openxmlformats.org/officeDocument/2006/math" xmlns:mc="http://schemas.openxmlformats.org/markup-compatibility/2006" xmlns:mo="http://schemas.microsoft.com/office/mac/office/2008/main" xmlns:mv="urn:schemas-microsoft-com:mac:vml" xmlns:o="urn:schemas-microsoft-com:office:office" xmlns:r="http://schemas.openxmlformats.org/officeDocument/2006/relationships" xmlns:v="urn:schemas-microsoft-com:vml" xmlns:w10="urn:schemas-microsoft-com:office:word" xmlns:w14="http://schemas.microsoft.com/office/word/2010/wordml" xmlns:w="http://schemas.openxmlformats.org/wordprocessingml/2006/main" xmlns:wne="http://schemas.microsoft.com/office/word/2006/wordml" xmlns:wp14="http://schemas.microsoft.com/office/word/2010/wordprocessingDrawing" xmlns:wp="http://schemas.openxmlformats.org/drawingml/2006/wordprocessingDrawing" xmlns:wpc="http://schemas.microsoft.com/office/word/2010/wordprocessingCanvas" xmlns:wpg="http://schemas.microsoft.com/office/word/2010/wordprocessingGroup" xmlns:wpi="http://schemas.microsoft.com/office/word/2010/wordprocessingInk" xmlns:wps="http://schemas.microsoft.com/office/word/2010/wordprocessingShape" mc:Ignorable="w14 wp14">
+  <w:p>
+    <w:pPr>
+      <w:pStyle w:val="Header"/>
+    </w:pPr>
   </w:p>
 </w:hdr>
 </file>
